--- a/fase1/individuales/MUNZENMAYER_REINHARTD_1.2_APT122_DiarioReflexionFase1.docx
+++ b/fase1/individuales/MUNZENMAYER_REINHARTD_1.2_APT122_DiarioReflexionFase1.docx
@@ -2063,7 +2063,7 @@
                 <w:sz w:val="24"/>
                 <w:szCs w:val="24"/>
               </w:rPr>
-              <w:t xml:space="preserve">hacia un sistema de cobro multi-pasarela (integración con Webpay y otros proveedores), </w:t>
+              <w:t xml:space="preserve">hacia un sistema de cobro POS móvil DTemite (integración con Webpay y otros proveedores), </w:t>
             </w:r>
             <w:r>
               <w:rPr>
